--- a/model_output/P0fit.docx
+++ b/model_output/P0fit.docx
@@ -1426,6 +1426,228 @@
                 <w:sz w:val="20"/>
               </w:rPr>
               <w:t xml:space="default">Chisq = 606.32</w:t>
+            </w:r>
+          </w:p>
+        </w:tc>
+        <w:tc>
+          <w:tcPr>
+            <w:tcBorders>
+              <w:top w:val="single" w:space="0" w:color="D3D3D3"/>
+              <w:bottom w:val="single" w:space="0" w:color="D3D3D3"/>
+              <w:start w:val="single" w:space="0" w:color="D3D3D3"/>
+              <w:end w:val="single" w:space="0" w:color="D3D3D3"/>
+            </w:tcBorders>
+          </w:tcPr>
+          <w:p>
+            <w:pPr>
+              <w:spacing w:before="0" w:after="60"/>
+              <w:keepNext/>
+              <w:jc w:val="start"/>
+            </w:pPr>
+            <w:r>
+              <w:rPr>
+                <w:rFonts w:ascii="Calibri" w:hAnsi="Calibri"/>
+                <w:sz w:val="20"/>
+              </w:rPr>
+              <w:t xml:space="default">&lt;0.001</w:t>
+            </w:r>
+          </w:p>
+        </w:tc>
+        <w:tc>
+          <w:tcPr>
+            <w:tcBorders>
+              <w:top w:val="single" w:space="0" w:color="D3D3D3"/>
+              <w:bottom w:val="single" w:space="0" w:color="D3D3D3"/>
+              <w:start w:val="single" w:space="0" w:color="D3D3D3"/>
+              <w:end w:val="single" w:space="0" w:color="D3D3D3"/>
+            </w:tcBorders>
+          </w:tcPr>
+          <w:p>
+            <w:pPr>
+              <w:spacing w:before="0" w:after="60"/>
+              <w:keepNext/>
+              <w:jc w:val="end"/>
+            </w:pPr>
+            <w:r>
+              <w:rPr>
+                <w:rFonts w:ascii="Calibri" w:hAnsi="Calibri"/>
+                <w:sz w:val="20"/>
+              </w:rPr>
+              <w:t xml:space="default"/>
+            </w:r>
+          </w:p>
+        </w:tc>
+      </w:tr>
+      <w:tr>
+        <w:trPr>
+          <w:cantSplit/>
+        </w:trPr>
+        <w:tc>
+          <w:tcPr>
+            <w:tcBorders>
+              <w:top w:val="single" w:space="0" w:color="D3D3D3"/>
+              <w:bottom w:val="single" w:space="0" w:color="D3D3D3"/>
+              <w:start w:val="single" w:space="0" w:color="D3D3D3"/>
+              <w:end w:val="single" w:space="0" w:color="D3D3D3"/>
+            </w:tcBorders>
+          </w:tcPr>
+          <w:p>
+            <w:pPr>
+              <w:spacing w:before="0" w:after="60"/>
+              <w:keepNext/>
+              <w:jc w:val="start"/>
+            </w:pPr>
+            <w:r>
+              <w:rPr>
+                <w:rFonts w:ascii="Calibri" w:hAnsi="Calibri"/>
+                <w:sz w:val="20"/>
+                <w:b w:val="true"/>
+              </w:rPr>
+              <w:t xml:space="default">Post-hoc Contrasts</w:t>
+            </w:r>
+          </w:p>
+        </w:tc>
+        <w:tc>
+          <w:tcPr>
+            <w:tcBorders>
+              <w:top w:val="single" w:space="0" w:color="D3D3D3"/>
+              <w:bottom w:val="single" w:space="0" w:color="D3D3D3"/>
+              <w:start w:val="single" w:space="0" w:color="D3D3D3"/>
+              <w:end w:val="single" w:space="0" w:color="D3D3D3"/>
+            </w:tcBorders>
+          </w:tcPr>
+          <w:p>
+            <w:pPr>
+              <w:spacing w:before="0" w:after="60"/>
+              <w:keepNext/>
+              <w:jc w:val="start"/>
+            </w:pPr>
+            <w:r>
+              <w:rPr>
+                <w:rFonts w:ascii="Calibri" w:hAnsi="Calibri"/>
+                <w:sz w:val="20"/>
+              </w:rPr>
+              <w:t xml:space="default">Control - Larval Starvation</w:t>
+            </w:r>
+          </w:p>
+        </w:tc>
+        <w:tc>
+          <w:tcPr>
+            <w:tcBorders>
+              <w:top w:val="single" w:space="0" w:color="D3D3D3"/>
+              <w:bottom w:val="single" w:space="0" w:color="D3D3D3"/>
+              <w:start w:val="single" w:space="0" w:color="D3D3D3"/>
+              <w:end w:val="single" w:space="0" w:color="D3D3D3"/>
+            </w:tcBorders>
+          </w:tcPr>
+          <w:p>
+            <w:pPr>
+              <w:spacing w:before="0" w:after="60"/>
+              <w:keepNext/>
+              <w:jc w:val="end"/>
+            </w:pPr>
+            <w:r>
+              <w:rPr>
+                <w:rFonts w:ascii="Calibri" w:hAnsi="Calibri"/>
+                <w:sz w:val="20"/>
+              </w:rPr>
+              <w:t xml:space="default">1.68</w:t>
+            </w:r>
+          </w:p>
+        </w:tc>
+        <w:tc>
+          <w:tcPr>
+            <w:tcBorders>
+              <w:top w:val="single" w:space="0" w:color="D3D3D3"/>
+              <w:bottom w:val="single" w:space="0" w:color="D3D3D3"/>
+              <w:start w:val="single" w:space="0" w:color="D3D3D3"/>
+              <w:end w:val="single" w:space="0" w:color="D3D3D3"/>
+            </w:tcBorders>
+          </w:tcPr>
+          <w:p>
+            <w:pPr>
+              <w:spacing w:before="0" w:after="60"/>
+              <w:keepNext/>
+              <w:jc w:val="end"/>
+            </w:pPr>
+            <w:r>
+              <w:rPr>
+                <w:rFonts w:ascii="Calibri" w:hAnsi="Calibri"/>
+                <w:sz w:val="20"/>
+              </w:rPr>
+              <w:t xml:space="default">0.07</w:t>
+            </w:r>
+          </w:p>
+        </w:tc>
+        <w:tc>
+          <w:tcPr>
+            <w:tcBorders>
+              <w:top w:val="single" w:space="0" w:color="D3D3D3"/>
+              <w:bottom w:val="single" w:space="0" w:color="D3D3D3"/>
+              <w:start w:val="single" w:space="0" w:color="D3D3D3"/>
+              <w:end w:val="single" w:space="0" w:color="D3D3D3"/>
+            </w:tcBorders>
+          </w:tcPr>
+          <w:p>
+            <w:pPr>
+              <w:spacing w:before="0" w:after="60"/>
+              <w:keepNext/>
+              <w:jc w:val="start"/>
+            </w:pPr>
+            <w:r>
+              <w:rPr>
+                <w:rFonts w:ascii="Calibri" w:hAnsi="Calibri"/>
+                <w:sz w:val="20"/>
+              </w:rPr>
+              <w:t xml:space="default"/>
+            </w:r>
+          </w:p>
+        </w:tc>
+        <w:tc>
+          <w:tcPr>
+            <w:tcBorders>
+              <w:top w:val="single" w:space="0" w:color="D3D3D3"/>
+              <w:bottom w:val="single" w:space="0" w:color="D3D3D3"/>
+              <w:start w:val="single" w:space="0" w:color="D3D3D3"/>
+              <w:end w:val="single" w:space="0" w:color="D3D3D3"/>
+            </w:tcBorders>
+          </w:tcPr>
+          <w:p>
+            <w:pPr>
+              <w:spacing w:before="0" w:after="60"/>
+              <w:keepNext/>
+              <w:jc w:val="end"/>
+            </w:pPr>
+            <w:r>
+              <w:rPr>
+                <w:rFonts w:ascii="Calibri" w:hAnsi="Calibri"/>
+                <w:sz w:val="20"/>
+              </w:rPr>
+              <w:t xml:space="default"/>
+            </w:r>
+          </w:p>
+        </w:tc>
+        <w:tc>
+          <w:tcPr>
+            <w:tcBorders>
+              <w:top w:val="single" w:space="0" w:color="D3D3D3"/>
+              <w:bottom w:val="single" w:space="0" w:color="D3D3D3"/>
+              <w:start w:val="single" w:space="0" w:color="D3D3D3"/>
+              <w:end w:val="single" w:space="0" w:color="D3D3D3"/>
+            </w:tcBorders>
+          </w:tcPr>
+          <w:p>
+            <w:pPr>
+              <w:spacing w:before="0" w:after="60"/>
+              <w:keepNext/>
+              <w:jc w:val="start"/>
+            </w:pPr>
+            <w:r>
+              <w:rPr>
+                <w:rFonts w:ascii="Calibri" w:hAnsi="Calibri"/>
+                <w:sz w:val="20"/>
+              </w:rPr>
+              <w:t xml:space="default">24.62</w:t>
             </w:r>
           </w:p>
         </w:tc>

--- a/model_output/P0fit.docx
+++ b/model_output/P0fit.docx
@@ -489,7 +489,7 @@
                 <w:rFonts w:ascii="Calibri" w:hAnsi="Calibri"/>
                 <w:sz w:val="20"/>
               </w:rPr>
-              <w:t xml:space="default">[3.70, 3.89]</w:t>
+              <w:t xml:space="default">[3.63, 3.96]</w:t>
             </w:r>
           </w:p>
         </w:tc>
@@ -513,7 +513,7 @@
                 <w:rFonts w:ascii="Calibri" w:hAnsi="Calibri"/>
                 <w:sz w:val="20"/>
               </w:rPr>
-              <w:t xml:space="default"/>
+              <w:t xml:space="default">2.7</w:t>
             </w:r>
           </w:p>
         </w:tc>
@@ -735,7 +735,7 @@
                 <w:rFonts w:ascii="Calibri" w:hAnsi="Calibri"/>
                 <w:sz w:val="20"/>
               </w:rPr>
-              <w:t xml:space="default"/>
+              <w:t xml:space="default">100</w:t>
             </w:r>
           </w:p>
         </w:tc>
@@ -1696,6 +1696,29 @@
                 <w:sz w:val="20"/>
               </w:rPr>
               <w:t xml:space="default"/>
+            </w:r>
+          </w:p>
+        </w:tc>
+      </w:tr>
+      <w:tr>
+        <w:trPr>
+          <w:cantSplit/>
+        </w:trPr>
+        <w:tc>
+          <w:tcPr>
+            <w:gridSpan w:val="9"/>
+          </w:tcPr>
+          <w:p>
+            <w:pPr>
+              <w:spacing w:before="0" w:after="60"/>
+              <w:keepNext/>
+            </w:pPr>
+            <w:r>
+              <w:rPr>
+                <w:rFonts w:ascii="Calibri" w:hAnsi="Calibri"/>
+                <w:sz w:val="20"/>
+              </w:rPr>
+              <w:t xml:space="default">Coefficient df approximated via Satterthwaite method.</w:t>
             </w:r>
           </w:p>
         </w:tc>
